--- a/output/docx/ru/BUFR_TableD_ru_03.docx
+++ b/output/docx/ru/BUFR_TableD_ru_03.docx
@@ -17292,7 +17292,7 @@
           <w:i/>
           <w:sz w:val="14"/>
         </w:rPr>
-        <w:t>Note 15: В коде CREX не имеется дескриптеров 3 03 021 — 3 03 027.</w:t>
+        <w:t>Note D15: В коде CREX не имеется дескриптеров 3 03 021 — 3 03 027.</w:t>
       </w:r>
     </w:p>
     <w:p>
@@ -17302,7 +17302,7 @@
           <w:i/>
           <w:sz w:val="14"/>
         </w:rPr>
-        <w:t>Note 34: Сдвиг по широте 0 05 015 в последовательности представляет собой смещение по широте относительно места запуска. Сдвиг по долготе 0 06 015 в последовательности представляет собой смещение по долготе относительно места запуска.</w:t>
+        <w:t>Note D34: Сдвиг по широте 0 05 015 в последовательности представляет собой смещение по широте относительно места запуска. Сдвиг по долготе 0 06 015 в последовательности представляет собой смещение по долготе относительно места запуска.</w:t>
       </w:r>
     </w:p>
     <w:p>
@@ -17312,7 +17312,7 @@
           <w:i/>
           <w:sz w:val="14"/>
         </w:rPr>
-        <w:t>Note 35: Перемещение за длительное время 0 04 086 в последовательности представляет собой интервал времени, прошедшего с момента запуска, 3 01 013 (в секундах).</w:t>
+        <w:t>Note D35: Перемещение за длительное время 0 04 086 в последовательности представляет собой интервал времени, прошедшего с момента запуска, 3 01 013 (в секундах).</w:t>
       </w:r>
     </w:p>
     <w:sectPr>
